--- a/tillsyn/A 8641-2025 tillsynsbegäran.docx
+++ b/tillsyn/A 8641-2025 tillsynsbegäran.docx
@@ -314,7 +314,7 @@
     <w:r>
       <w:tab/>
       <w:tab/>
-      <w:t>2025-02-24</w:t>
+      <w:t>2025-02-25</w:t>
       <w:br/>
       <w:br/>
     </w:r>

--- a/tillsyn/A 8641-2025 tillsynsbegäran.docx
+++ b/tillsyn/A 8641-2025 tillsynsbegäran.docx
@@ -314,7 +314,7 @@
     <w:r>
       <w:tab/>
       <w:tab/>
-      <w:t>2025-02-25</w:t>
+      <w:t>2025-02-26</w:t>
       <w:br/>
       <w:br/>
     </w:r>

--- a/tillsyn/A 8641-2025 tillsynsbegäran.docx
+++ b/tillsyn/A 8641-2025 tillsynsbegäran.docx
@@ -314,7 +314,7 @@
     <w:r>
       <w:tab/>
       <w:tab/>
-      <w:t>2025-02-26</w:t>
+      <w:t>2025-02-27</w:t>
       <w:br/>
       <w:br/>
     </w:r>

--- a/tillsyn/A 8641-2025 tillsynsbegäran.docx
+++ b/tillsyn/A 8641-2025 tillsynsbegäran.docx
@@ -314,7 +314,7 @@
     <w:r>
       <w:tab/>
       <w:tab/>
-      <w:t>2025-02-27</w:t>
+      <w:t>2025-02-28</w:t>
       <w:br/>
       <w:br/>
     </w:r>

--- a/tillsyn/A 8641-2025 tillsynsbegäran.docx
+++ b/tillsyn/A 8641-2025 tillsynsbegäran.docx
@@ -314,7 +314,7 @@
     <w:r>
       <w:tab/>
       <w:tab/>
-      <w:t>2025-02-28</w:t>
+      <w:t>2025-03-01</w:t>
       <w:br/>
       <w:br/>
     </w:r>

--- a/tillsyn/A 8641-2025 tillsynsbegäran.docx
+++ b/tillsyn/A 8641-2025 tillsynsbegäran.docx
@@ -314,7 +314,7 @@
     <w:r>
       <w:tab/>
       <w:tab/>
-      <w:t>2025-03-01</w:t>
+      <w:t>2025-03-02</w:t>
       <w:br/>
       <w:br/>
     </w:r>

--- a/tillsyn/A 8641-2025 tillsynsbegäran.docx
+++ b/tillsyn/A 8641-2025 tillsynsbegäran.docx
@@ -314,7 +314,7 @@
     <w:r>
       <w:tab/>
       <w:tab/>
-      <w:t>2025-03-02</w:t>
+      <w:t>2025-03-03</w:t>
       <w:br/>
       <w:br/>
     </w:r>

--- a/tillsyn/A 8641-2025 tillsynsbegäran.docx
+++ b/tillsyn/A 8641-2025 tillsynsbegäran.docx
@@ -35,7 +35,7 @@
     </w:p>
     <w:p>
       <w:r>
-        <w:t>I avverkningsanmälan har följande 1 naturvårdsarter hittats: spillkråka (NT, §4). Av dessa är 1 rödlistade. För rödlistade arter har rödlistekategorin angivits inom parentes. För fridlysta arter anges även paragrafen i Artskyddsförordningen som arten är fridlyst enligt.</w:t>
+        <w:t>I avverkningsanmälan har följande 4 naturvårdsarter hittats: entita (NT, §4), mindre hackspett (NT, §4), spillkråka (NT, §4) och kungsfågel (§4). Av dessa är 3 rödlistade. För rödlistade arter har rödlistekategorin angivits inom parentes. För fridlysta arter anges även paragrafen i Artskyddsförordningen som arten är fridlyst enligt.</w:t>
       </w:r>
     </w:p>
     <w:p>
@@ -50,7 +50,7 @@
       <w:r>
         <w:drawing>
           <wp:inline xmlns:a="http://schemas.openxmlformats.org/drawingml/2006/main" xmlns:pic="http://schemas.openxmlformats.org/drawingml/2006/picture">
-            <wp:extent cx="5486400" cy="5328267"/>
+            <wp:extent cx="5486400" cy="5168324"/>
             <wp:docPr id="1" name="Picture 1"/>
             <wp:cNvGraphicFramePr>
               <a:graphicFrameLocks noChangeAspect="1"/>
@@ -71,7 +71,7 @@
                   <pic:spPr>
                     <a:xfrm>
                       <a:off x="0" y="0"/>
-                      <a:ext cx="5486400" cy="5328267"/>
+                      <a:ext cx="5486400" cy="5168324"/>
                     </a:xfrm>
                     <a:prstGeom prst="rect"/>
                   </pic:spPr>
@@ -100,7 +100,7 @@
     </w:p>
     <w:p>
       <w:r>
-        <w:t>Följande fridlysta arter har sina livsmiljöer och växtplatser i den avverkningsanmälda skogen: spillkråka (NT, §4).</w:t>
+        <w:t>Följande fridlysta arter har sina livsmiljöer och växtplatser i den avverkningsanmälda skogen: entita (NT, §4), mindre hackspett (NT, §4), spillkråka (NT, §4) och kungsfågel (§4).</w:t>
       </w:r>
     </w:p>
     <w:p>
@@ -115,6 +115,28 @@
       </w:r>
       <w:r>
         <w:t>(artikel 1). Vidare att de åtgärder som vidtas inte får leda till en försämring av den nuvarande situationen beträffande bevarandet av de fågelarter som avses i artikel 1 (artikel 13). Fågeldirektivet är styrande för tillsynsansvariga myndigheters ärendehantering, ställningstaganden och beslutsfattande.</w:t>
+      </w:r>
+    </w:p>
+    <w:p>
+      <w:r>
+        <w:rPr>
+          <w:b/>
+        </w:rPr>
+        <w:t>Entita (NT, §4)</w:t>
+      </w:r>
+      <w:r>
+        <w:t>, rödlistad som nära hotad och prioriterad art i Skogsvårdslagen, har häckningsrevir i anmälan. Minskningstakten innevarande 10-årsperiod beräknas till 20 (10–30) %. Entitan är ortstrogen och reviret är i genomsnitt omkring 5 hektar, ibland uppåt 20 hektar stort. Entitan är en utpräglad lövskogsfågel som föredrar flerskiktade, gärna högvuxna skogar med inslag av äldre träd och välutvecklat buskskikt. Även alkärr med videsnår hör till de miljöer som utnyttjas. Arten häckar ofta i skogar som är svagt eller inte alls påverkade av skogsbruk, ofta rör det sig om värdekärnor med höga naturvärden. Entitan missgynnas av konventionellt skogsbruk och dess ortstrohet och dåliga spridningsförmåga gör den känslig för fragmentering (Skogsstyrelsen, 2016, SLU Artdatabanken, 2021).</w:t>
+      </w:r>
+    </w:p>
+    <w:p>
+      <w:r>
+        <w:rPr>
+          <w:b/>
+        </w:rPr>
+        <w:t>Mindre hackspett (NT, §4)</w:t>
+      </w:r>
+      <w:r>
+        <w:t xml:space="preserve"> är rödlistad som nära hotad, fridlyst och prioriterad art i Skogsvårdslagen. Minskningstakten har uppgått till 25 (10–40) % under de senaste 15 åren och bedöms vara nära gränsvärdet för Sårbar (VU). (A2bc). Arten har stora revir och höga krav när det gäller förekomst av lövskog på landskapsnivå. För att häcka framgångsrikt behöver ett par cirka 40 ha äldre lövdominerad skog inom ett område på upp till 200 ha. Under vintern kan födosök även ske i äldre grandominerad skog (SLU Artdatabanken, 2021 &amp; Skogsstyrelsen, 2016).</w:t>
       </w:r>
     </w:p>
     <w:p>
@@ -144,6 +166,134 @@
       </w:pPr>
       <w:r>
         <w:t>BILAGA 1 – Fridlysta arter</w:t>
+      </w:r>
+    </w:p>
+    <w:p>
+      <w:pPr>
+        <w:pStyle w:val="Heading1"/>
+      </w:pPr>
+      <w:r>
+        <w:t>Entita – ekologi samt krav på livsmiljön</w:t>
+      </w:r>
+    </w:p>
+    <w:p>
+      <w:r>
+        <w:t>Entita (NT, §4) är rödlistad som nära hotad, fridlyst och prioriterad art enligt Skogsvårdslagen. Den omfattas av EU:s fågeldirektiv. Minskningstakten har uppgått till 20 (10–30) % under de senaste 10 åren och bedöms vara nära gränsvärdet för Sårbar (VU). (A2b) (SLU Artdatabanken, 2021).</w:t>
+      </w:r>
+    </w:p>
+    <w:p>
+      <w:r>
+        <w:t>Entitan är en utpräglad lövskogsfågel som påträffas i ädellövskogar, strandskogar, ekhagar, igenväxande hagmarker, lövdungar, parker och trädgårdar. Den föredrar flerskiktade, gärna högvuxna skogar med inslag av äldre träd och med ett välutvecklat buskskikt. Ek- och hasseldominerade skogar och dungar, samt alkärr med videsnår, hör till de miljöer som ofta utnyttjas. I sydligaste Sverige är bokskog en viktig miljö (Skogsstyrelsen, 2016).</w:t>
+      </w:r>
+    </w:p>
+    <w:p>
+      <w:r>
+        <w:t>Reviren är relativt stora för en småfågel, i genomsnitt omkring 5 hektar men de kan vara upp till 20 hektar. Entitan är en utpräglad stannfågel och rör sig inte långt från kläckningsplatsen; ungfåglarna sprider sig sällan mer än 5 km från födelseplatsen och etablerade fåglar lämnar därefter inte sitt revir (Skogsstyrelsen, 2016). Det häckande paret försvarar sitt revir året runt. De tillåter dock en grupp av ungfåglar att etablera sig inom deras revir och så bildas en vinterflock, vilket sker redan i juni månad. Även under kalla vintrar stannar entitan kvar inom sitt revir. Hittar man entitor vid sitt foderbord beror det på att fågelmatningen ligger inom ett entiterevir (SLU Artdatabanken, 2021). Arten är känslig för fragmentering och har svårt att etablera sig i isolerade skogsområden. Entitan är hålhäckare, men kan inte själv hacka fram sitt hål utan är beroende av miljöer som erbjuder naturliga hål (Skogsstyrelsen, 2016).</w:t>
+      </w:r>
+    </w:p>
+    <w:p>
+      <w:r>
+        <w:t>Arten häckar ofta i skogar som är svagt eller inte alls påverkade av skogsbruk. Särskilt i Svealand ofta i skogar som har höga naturvärden och utgör skogliga värdekärnor. Entitan missgynnas av konventionellt skogsbruk genom minskad förekomst av risiga, flerskiktade skogar liksom av avverkning av lövträdsrika kantzoner. Entitans ortstrohet och dåliga spridningsförmåga gör den känslig för fragmentering (Skogsstyrelsen, 2016).</w:t>
+      </w:r>
+    </w:p>
+    <w:p>
+      <w:pPr>
+        <w:pStyle w:val="Heading2"/>
+      </w:pPr>
+      <w:r>
+        <w:t>Referenser – entita</w:t>
+      </w:r>
+    </w:p>
+    <w:p>
+      <w:r>
+        <w:t xml:space="preserve">Skogsstyrelsen, 2016. </w:t>
+      </w:r>
+      <w:r>
+        <w:rPr>
+          <w:i/>
+        </w:rPr>
+        <w:t xml:space="preserve">Vägledning för hänsyn till entita. </w:t>
+      </w:r>
+      <w:r>
+        <w:t>https://www.skogsstyrelsen.se/globalassets/lag-och-tillsyn/artskydd/vagledningar-for-hansyn-till-faglar/entita-vagledning-hansyn2.pdf</w:t>
+      </w:r>
+    </w:p>
+    <w:p>
+      <w:r>
+        <w:t xml:space="preserve">SLU Artdatabanken, 2021. </w:t>
+      </w:r>
+      <w:r>
+        <w:rPr>
+          <w:i/>
+        </w:rPr>
+        <w:t xml:space="preserve">Artfaktablad. Naturvård – artfakta. </w:t>
+      </w:r>
+      <w:r>
+        <w:t>SLU Artdatabanken, Uppsala</w:t>
+      </w:r>
+    </w:p>
+    <w:p>
+      <w:pPr>
+        <w:pStyle w:val="Heading1"/>
+      </w:pPr>
+      <w:r>
+        <w:t>Mindre hackspett – ekologi samt krav på livsmiljön</w:t>
+      </w:r>
+    </w:p>
+    <w:p>
+      <w:r>
+        <w:t>Mindre hackspett (NT) är rödlistad som nära hotad, fridlyst och prioriterad art i Skogsvårdslagen. Minskningstakten har uppgått till 25 (10–40) % under de senaste 15 åren och bedöms vara nära gränsvärdet för Sårbar (VU). (A2bc). (SLU Artdatabanken 2021).</w:t>
+      </w:r>
+    </w:p>
+    <w:p>
+      <w:r>
+        <w:t>Den mindre hackspetten lever i löv- och blandskog med förekomst av äldre lövträd, gärna ädellövträd i södra Sverige. Norrut förekommer arten i gamla löv- och blandskogar med al, björk och asp. Ett mycket glest bestånd förekommer i fjällbjörkskogen. Under vintern kan födosök ske även i äldre grandominerad skog, troligen för att den ger bättre skydd mot rovdjur och rovfåglar än ren lövskog. (SLU Artdatabanken, 2021).</w:t>
+      </w:r>
+    </w:p>
+    <w:p>
+      <w:r>
+        <w:t>Arten har stora revir och höga krav när det gäller förekomst av lövskog på landskapsnivå. För att häcka framgångsrikt behöver ett par cirka 40 ha äldre lövdominerad skog inom ett område på upp till 200 ha. Under vintern utsträcks födosöket till ett större område på flera hundra hektar, men varje individ återvänder till samma natthål kväll efter kväll. Arten häckar i murkna lövträdsstammar eller stubbar (oftast klibbal eller björk), vanligen 3–7 meter över marken. Ett nytt bohål hackas ut varje vår (Skogsstyrelsen, 2016 &amp; SLU Artdatabanken, 2021).</w:t>
+      </w:r>
+    </w:p>
+    <w:p>
+      <w:r>
+        <w:t>Den mindre hackspetten missgynnas av gallring i löv- och blandskogar, om lövträd tas bort. Vidare så missgynnas arten starkt genom avverkning av äldre lövträd, dränering och avverkning av al- och björkkärr, röjning eller gallring av täta strandskogar, alkärr samt borttagande av murkna träd och grenar. Nedhuggning av äldre hagmarksbjörkar och alar är också negativt. Arten hotas dessutom av biobränsleuttag i gamla inägomarker och andra lövskogar (Skogsstyrelsen, 2016 &amp; SLU Artdatabanken, 2021).</w:t>
+      </w:r>
+    </w:p>
+    <w:p>
+      <w:pPr>
+        <w:pStyle w:val="Heading2"/>
+      </w:pPr>
+      <w:r>
+        <w:t>Referenser – mindre hackspett</w:t>
+      </w:r>
+    </w:p>
+    <w:p>
+      <w:r>
+        <w:t xml:space="preserve">Skogsstyrelsen, 2016. </w:t>
+      </w:r>
+      <w:r>
+        <w:rPr>
+          <w:i/>
+        </w:rPr>
+        <w:t xml:space="preserve">Vägledning för hänsyn till mindre hackspett. </w:t>
+      </w:r>
+      <w:r>
+        <w:t>https://www.skogsstyrelsen.se/globalassets/lag-och-tillsyn/artskydd/vagledningar-for-hansyn-till-faglar/mindre-hackspett-vagledning-hansyn2.pdf</w:t>
+      </w:r>
+    </w:p>
+    <w:p>
+      <w:r>
+        <w:t xml:space="preserve">SLU Artdatabanken, 2021. </w:t>
+      </w:r>
+      <w:r>
+        <w:rPr>
+          <w:i/>
+        </w:rPr>
+        <w:t xml:space="preserve">Artfaktablad. Naturvård – artfakta. </w:t>
+      </w:r>
+      <w:r>
+        <w:t>SLU Artdatabanken, Uppsala</w:t>
       </w:r>
     </w:p>
     <w:p>
@@ -314,7 +464,7 @@
     <w:r>
       <w:tab/>
       <w:tab/>
-      <w:t>2025-03-03</w:t>
+      <w:t>2025-03-04</w:t>
       <w:br/>
       <w:br/>
     </w:r>

--- a/tillsyn/A 8641-2025 tillsynsbegäran.docx
+++ b/tillsyn/A 8641-2025 tillsynsbegäran.docx
@@ -464,7 +464,7 @@
     <w:r>
       <w:tab/>
       <w:tab/>
-      <w:t>2025-03-04</w:t>
+      <w:t>2025-03-05</w:t>
       <w:br/>
       <w:br/>
     </w:r>

--- a/tillsyn/A 8641-2025 tillsynsbegäran.docx
+++ b/tillsyn/A 8641-2025 tillsynsbegäran.docx
@@ -464,7 +464,7 @@
     <w:r>
       <w:tab/>
       <w:tab/>
-      <w:t>2025-03-05</w:t>
+      <w:t>2025-03-06</w:t>
       <w:br/>
       <w:br/>
     </w:r>

--- a/tillsyn/A 8641-2025 tillsynsbegäran.docx
+++ b/tillsyn/A 8641-2025 tillsynsbegäran.docx
@@ -464,7 +464,7 @@
     <w:r>
       <w:tab/>
       <w:tab/>
-      <w:t>2025-03-06</w:t>
+      <w:t>2025-03-07</w:t>
       <w:br/>
       <w:br/>
     </w:r>

--- a/tillsyn/A 8641-2025 tillsynsbegäran.docx
+++ b/tillsyn/A 8641-2025 tillsynsbegäran.docx
@@ -464,7 +464,7 @@
     <w:r>
       <w:tab/>
       <w:tab/>
-      <w:t>2025-03-07</w:t>
+      <w:t>2025-03-08</w:t>
       <w:br/>
       <w:br/>
     </w:r>

--- a/tillsyn/A 8641-2025 tillsynsbegäran.docx
+++ b/tillsyn/A 8641-2025 tillsynsbegäran.docx
@@ -35,7 +35,7 @@
     </w:p>
     <w:p>
       <w:r>
-        <w:t>I avverkningsanmälan har följande 4 naturvårdsarter hittats: entita (NT, §4), mindre hackspett (NT, §4), spillkråka (NT, §4) och kungsfågel (§4). Av dessa är 3 rödlistade. För rödlistade arter har rödlistekategorin angivits inom parentes. För fridlysta arter anges även paragrafen i Artskyddsförordningen som arten är fridlyst enligt.</w:t>
+        <w:t>I avverkningsanmälan har följande 7 naturvårdsarter hittats: grönfink (EN, §4), entita (NT, §4), mindre hackspett (NT, §4), rödvingetrast (NT, §4), spillkråka (NT, §4), kungsfågel (§4) och revlummer (§9). Av dessa är 5 rödlistade. För rödlistade arter har rödlistekategorin angivits inom parentes. För fridlysta arter anges även paragrafen i Artskyddsförordningen som arten är fridlyst enligt.</w:t>
       </w:r>
     </w:p>
     <w:p>
@@ -100,7 +100,7 @@
     </w:p>
     <w:p>
       <w:r>
-        <w:t>Följande fridlysta arter har sina livsmiljöer och växtplatser i den avverkningsanmälda skogen: entita (NT, §4), mindre hackspett (NT, §4), spillkråka (NT, §4) och kungsfågel (§4).</w:t>
+        <w:t>Följande fridlysta arter har sina livsmiljöer och växtplatser i den avverkningsanmälda skogen: grönfink (EN, §4), entita (NT, §4), mindre hackspett (NT, §4), rödvingetrast (NT, §4), spillkråka (NT, §4), kungsfågel (§4) och revlummer (§9).</w:t>
       </w:r>
     </w:p>
     <w:p>
@@ -464,7 +464,7 @@
     <w:r>
       <w:tab/>
       <w:tab/>
-      <w:t>2025-03-08</w:t>
+      <w:t>2025-03-09</w:t>
       <w:br/>
       <w:br/>
     </w:r>

--- a/tillsyn/A 8641-2025 tillsynsbegäran.docx
+++ b/tillsyn/A 8641-2025 tillsynsbegäran.docx
@@ -464,7 +464,7 @@
     <w:r>
       <w:tab/>
       <w:tab/>
-      <w:t>2025-03-09</w:t>
+      <w:t>2025-03-10</w:t>
       <w:br/>
       <w:br/>
     </w:r>

--- a/tillsyn/A 8641-2025 tillsynsbegäran.docx
+++ b/tillsyn/A 8641-2025 tillsynsbegäran.docx
@@ -35,7 +35,7 @@
     </w:p>
     <w:p>
       <w:r>
-        <w:t>I avverkningsanmälan har följande 7 naturvårdsarter hittats: grönfink (EN, §4), entita (NT, §4), mindre hackspett (NT, §4), rödvingetrast (NT, §4), spillkråka (NT, §4), kungsfågel (§4) och revlummer (§9). Av dessa är 5 rödlistade. För rödlistade arter har rödlistekategorin angivits inom parentes. För fridlysta arter anges även paragrafen i Artskyddsförordningen som arten är fridlyst enligt.</w:t>
+        <w:t>I avverkningsanmälan har följande 8 naturvårdsarter hittats: grönfink (EN, §4), entita (NT, §4), mindre hackspett (NT, §4), rödvingetrast (NT, §4), spillkråka (NT, §4), blåmossa (S), kungsfågel (§4) och revlummer (§9). Av dessa är 5 rödlistade. För rödlistade arter har rödlistekategorin angivits inom parentes. Arter som är signalarter enligt Skogsstyrelsen har markerats med (S). För fridlysta arter anges även paragrafen i Artskyddsförordningen som arten är fridlyst enligt.</w:t>
       </w:r>
     </w:p>
     <w:p>
@@ -464,7 +464,7 @@
     <w:r>
       <w:tab/>
       <w:tab/>
-      <w:t>2025-03-10</w:t>
+      <w:t>2025-03-11</w:t>
       <w:br/>
       <w:br/>
     </w:r>

--- a/tillsyn/A 8641-2025 tillsynsbegäran.docx
+++ b/tillsyn/A 8641-2025 tillsynsbegäran.docx
@@ -464,7 +464,7 @@
     <w:r>
       <w:tab/>
       <w:tab/>
-      <w:t>2025-03-11</w:t>
+      <w:t>2025-03-12</w:t>
       <w:br/>
       <w:br/>
     </w:r>

--- a/tillsyn/A 8641-2025 tillsynsbegäran.docx
+++ b/tillsyn/A 8641-2025 tillsynsbegäran.docx
@@ -464,7 +464,7 @@
     <w:r>
       <w:tab/>
       <w:tab/>
-      <w:t>2025-03-12</w:t>
+      <w:t>2025-03-13</w:t>
       <w:br/>
       <w:br/>
     </w:r>

--- a/tillsyn/A 8641-2025 tillsynsbegäran.docx
+++ b/tillsyn/A 8641-2025 tillsynsbegäran.docx
@@ -464,7 +464,7 @@
     <w:r>
       <w:tab/>
       <w:tab/>
-      <w:t>2025-03-13</w:t>
+      <w:t>2025-03-14</w:t>
       <w:br/>
       <w:br/>
     </w:r>

--- a/tillsyn/A 8641-2025 tillsynsbegäran.docx
+++ b/tillsyn/A 8641-2025 tillsynsbegäran.docx
@@ -464,7 +464,7 @@
     <w:r>
       <w:tab/>
       <w:tab/>
-      <w:t>2025-03-14</w:t>
+      <w:t>2025-03-15</w:t>
       <w:br/>
       <w:br/>
     </w:r>

--- a/tillsyn/A 8641-2025 tillsynsbegäran.docx
+++ b/tillsyn/A 8641-2025 tillsynsbegäran.docx
@@ -464,7 +464,7 @@
     <w:r>
       <w:tab/>
       <w:tab/>
-      <w:t>2025-03-15</w:t>
+      <w:t>2025-03-16</w:t>
       <w:br/>
       <w:br/>
     </w:r>

--- a/tillsyn/A 8641-2025 tillsynsbegäran.docx
+++ b/tillsyn/A 8641-2025 tillsynsbegäran.docx
@@ -464,7 +464,7 @@
     <w:r>
       <w:tab/>
       <w:tab/>
-      <w:t>2025-03-16</w:t>
+      <w:t>2025-03-17</w:t>
       <w:br/>
       <w:br/>
     </w:r>

--- a/tillsyn/A 8641-2025 tillsynsbegäran.docx
+++ b/tillsyn/A 8641-2025 tillsynsbegäran.docx
@@ -464,7 +464,7 @@
     <w:r>
       <w:tab/>
       <w:tab/>
-      <w:t>2025-03-17</w:t>
+      <w:t>2025-03-18</w:t>
       <w:br/>
       <w:br/>
     </w:r>

--- a/tillsyn/A 8641-2025 tillsynsbegäran.docx
+++ b/tillsyn/A 8641-2025 tillsynsbegäran.docx
@@ -464,7 +464,7 @@
     <w:r>
       <w:tab/>
       <w:tab/>
-      <w:t>2025-03-18</w:t>
+      <w:t>2025-03-19</w:t>
       <w:br/>
       <w:br/>
     </w:r>

--- a/tillsyn/A 8641-2025 tillsynsbegäran.docx
+++ b/tillsyn/A 8641-2025 tillsynsbegäran.docx
@@ -464,7 +464,7 @@
     <w:r>
       <w:tab/>
       <w:tab/>
-      <w:t>2025-03-19</w:t>
+      <w:t>2025-03-20</w:t>
       <w:br/>
       <w:br/>
     </w:r>

--- a/tillsyn/A 8641-2025 tillsynsbegäran.docx
+++ b/tillsyn/A 8641-2025 tillsynsbegäran.docx
@@ -464,7 +464,7 @@
     <w:r>
       <w:tab/>
       <w:tab/>
-      <w:t>2025-03-20</w:t>
+      <w:t>2025-03-21</w:t>
       <w:br/>
       <w:br/>
     </w:r>

--- a/tillsyn/A 8641-2025 tillsynsbegäran.docx
+++ b/tillsyn/A 8641-2025 tillsynsbegäran.docx
@@ -464,7 +464,7 @@
     <w:r>
       <w:tab/>
       <w:tab/>
-      <w:t>2025-03-21</w:t>
+      <w:t>2025-03-22</w:t>
       <w:br/>
       <w:br/>
     </w:r>

--- a/tillsyn/A 8641-2025 tillsynsbegäran.docx
+++ b/tillsyn/A 8641-2025 tillsynsbegäran.docx
@@ -464,7 +464,7 @@
     <w:r>
       <w:tab/>
       <w:tab/>
-      <w:t>2025-03-22</w:t>
+      <w:t>2025-03-23</w:t>
       <w:br/>
       <w:br/>
     </w:r>

--- a/tillsyn/A 8641-2025 tillsynsbegäran.docx
+++ b/tillsyn/A 8641-2025 tillsynsbegäran.docx
@@ -464,7 +464,7 @@
     <w:r>
       <w:tab/>
       <w:tab/>
-      <w:t>2025-03-23</w:t>
+      <w:t>2025-03-24</w:t>
       <w:br/>
       <w:br/>
     </w:r>

--- a/tillsyn/A 8641-2025 tillsynsbegäran.docx
+++ b/tillsyn/A 8641-2025 tillsynsbegäran.docx
@@ -464,7 +464,7 @@
     <w:r>
       <w:tab/>
       <w:tab/>
-      <w:t>2025-03-24</w:t>
+      <w:t>2025-03-25</w:t>
       <w:br/>
       <w:br/>
     </w:r>

--- a/tillsyn/A 8641-2025 tillsynsbegäran.docx
+++ b/tillsyn/A 8641-2025 tillsynsbegäran.docx
@@ -464,7 +464,7 @@
     <w:r>
       <w:tab/>
       <w:tab/>
-      <w:t>2025-03-25</w:t>
+      <w:t>2025-03-26</w:t>
       <w:br/>
       <w:br/>
     </w:r>

--- a/tillsyn/A 8641-2025 tillsynsbegäran.docx
+++ b/tillsyn/A 8641-2025 tillsynsbegäran.docx
@@ -464,7 +464,7 @@
     <w:r>
       <w:tab/>
       <w:tab/>
-      <w:t>2025-03-26</w:t>
+      <w:t>2025-03-27</w:t>
       <w:br/>
       <w:br/>
     </w:r>

--- a/tillsyn/A 8641-2025 tillsynsbegäran.docx
+++ b/tillsyn/A 8641-2025 tillsynsbegäran.docx
@@ -464,7 +464,7 @@
     <w:r>
       <w:tab/>
       <w:tab/>
-      <w:t>2025-03-27</w:t>
+      <w:t>2025-03-28</w:t>
       <w:br/>
       <w:br/>
     </w:r>

--- a/tillsyn/A 8641-2025 tillsynsbegäran.docx
+++ b/tillsyn/A 8641-2025 tillsynsbegäran.docx
@@ -464,7 +464,7 @@
     <w:r>
       <w:tab/>
       <w:tab/>
-      <w:t>2025-04-02</w:t>
+      <w:t>2025-04-03</w:t>
       <w:br/>
       <w:br/>
     </w:r>

--- a/tillsyn/A 8641-2025 tillsynsbegäran.docx
+++ b/tillsyn/A 8641-2025 tillsynsbegäran.docx
@@ -464,7 +464,7 @@
     <w:r>
       <w:tab/>
       <w:tab/>
-      <w:t>2025-04-03</w:t>
+      <w:t>2025-04-05</w:t>
       <w:br/>
       <w:br/>
     </w:r>

--- a/tillsyn/A 8641-2025 tillsynsbegäran.docx
+++ b/tillsyn/A 8641-2025 tillsynsbegäran.docx
@@ -464,7 +464,7 @@
     <w:r>
       <w:tab/>
       <w:tab/>
-      <w:t>2025-04-05</w:t>
+      <w:t>2025-04-06</w:t>
       <w:br/>
       <w:br/>
     </w:r>

--- a/tillsyn/A 8641-2025 tillsynsbegäran.docx
+++ b/tillsyn/A 8641-2025 tillsynsbegäran.docx
@@ -464,7 +464,7 @@
     <w:r>
       <w:tab/>
       <w:tab/>
-      <w:t>2025-04-06</w:t>
+      <w:t>2025-04-07</w:t>
       <w:br/>
       <w:br/>
     </w:r>

--- a/tillsyn/A 8641-2025 tillsynsbegäran.docx
+++ b/tillsyn/A 8641-2025 tillsynsbegäran.docx
@@ -464,7 +464,7 @@
     <w:r>
       <w:tab/>
       <w:tab/>
-      <w:t>2025-04-07</w:t>
+      <w:t>2025-04-08</w:t>
       <w:br/>
       <w:br/>
     </w:r>

--- a/tillsyn/A 8641-2025 tillsynsbegäran.docx
+++ b/tillsyn/A 8641-2025 tillsynsbegäran.docx
@@ -464,7 +464,7 @@
     <w:r>
       <w:tab/>
       <w:tab/>
-      <w:t>2025-04-08</w:t>
+      <w:t>2025-04-09</w:t>
       <w:br/>
       <w:br/>
     </w:r>

--- a/tillsyn/A 8641-2025 tillsynsbegäran.docx
+++ b/tillsyn/A 8641-2025 tillsynsbegäran.docx
@@ -464,7 +464,7 @@
     <w:r>
       <w:tab/>
       <w:tab/>
-      <w:t>2025-04-09</w:t>
+      <w:t>2025-04-10</w:t>
       <w:br/>
       <w:br/>
     </w:r>

--- a/tillsyn/A 8641-2025 tillsynsbegäran.docx
+++ b/tillsyn/A 8641-2025 tillsynsbegäran.docx
@@ -464,7 +464,7 @@
     <w:r>
       <w:tab/>
       <w:tab/>
-      <w:t>2025-04-10</w:t>
+      <w:t>2025-04-11</w:t>
       <w:br/>
       <w:br/>
     </w:r>

--- a/tillsyn/A 8641-2025 tillsynsbegäran.docx
+++ b/tillsyn/A 8641-2025 tillsynsbegäran.docx
@@ -464,7 +464,7 @@
     <w:r>
       <w:tab/>
       <w:tab/>
-      <w:t>2025-04-11</w:t>
+      <w:t>2025-04-12</w:t>
       <w:br/>
       <w:br/>
     </w:r>

--- a/tillsyn/A 8641-2025 tillsynsbegäran.docx
+++ b/tillsyn/A 8641-2025 tillsynsbegäran.docx
@@ -464,7 +464,7 @@
     <w:r>
       <w:tab/>
       <w:tab/>
-      <w:t>2025-04-12</w:t>
+      <w:t>2025-04-13</w:t>
       <w:br/>
       <w:br/>
     </w:r>

--- a/tillsyn/A 8641-2025 tillsynsbegäran.docx
+++ b/tillsyn/A 8641-2025 tillsynsbegäran.docx
@@ -464,7 +464,7 @@
     <w:r>
       <w:tab/>
       <w:tab/>
-      <w:t>2025-04-13</w:t>
+      <w:t>2025-04-14</w:t>
       <w:br/>
       <w:br/>
     </w:r>

--- a/tillsyn/A 8641-2025 tillsynsbegäran.docx
+++ b/tillsyn/A 8641-2025 tillsynsbegäran.docx
@@ -464,7 +464,7 @@
     <w:r>
       <w:tab/>
       <w:tab/>
-      <w:t>2025-04-14</w:t>
+      <w:t>2025-04-15</w:t>
       <w:br/>
       <w:br/>
     </w:r>

--- a/tillsyn/A 8641-2025 tillsynsbegäran.docx
+++ b/tillsyn/A 8641-2025 tillsynsbegäran.docx
@@ -464,7 +464,7 @@
     <w:r>
       <w:tab/>
       <w:tab/>
-      <w:t>2025-04-15</w:t>
+      <w:t>2025-04-16</w:t>
       <w:br/>
       <w:br/>
     </w:r>

--- a/tillsyn/A 8641-2025 tillsynsbegäran.docx
+++ b/tillsyn/A 8641-2025 tillsynsbegäran.docx
@@ -464,7 +464,7 @@
     <w:r>
       <w:tab/>
       <w:tab/>
-      <w:t>2025-04-16</w:t>
+      <w:t>2025-04-17</w:t>
       <w:br/>
       <w:br/>
     </w:r>

--- a/tillsyn/A 8641-2025 tillsynsbegäran.docx
+++ b/tillsyn/A 8641-2025 tillsynsbegäran.docx
@@ -464,7 +464,7 @@
     <w:r>
       <w:tab/>
       <w:tab/>
-      <w:t>2025-04-17</w:t>
+      <w:t>2025-04-18</w:t>
       <w:br/>
       <w:br/>
     </w:r>

--- a/tillsyn/A 8641-2025 tillsynsbegäran.docx
+++ b/tillsyn/A 8641-2025 tillsynsbegäran.docx
@@ -464,7 +464,7 @@
     <w:r>
       <w:tab/>
       <w:tab/>
-      <w:t>2025-04-18</w:t>
+      <w:t>2025-04-19</w:t>
       <w:br/>
       <w:br/>
     </w:r>

--- a/tillsyn/A 8641-2025 tillsynsbegäran.docx
+++ b/tillsyn/A 8641-2025 tillsynsbegäran.docx
@@ -464,7 +464,7 @@
     <w:r>
       <w:tab/>
       <w:tab/>
-      <w:t>2025-05-03</w:t>
+      <w:t>2025-05-04</w:t>
       <w:br/>
       <w:br/>
     </w:r>

--- a/tillsyn/A 8641-2025 tillsynsbegäran.docx
+++ b/tillsyn/A 8641-2025 tillsynsbegäran.docx
@@ -464,7 +464,7 @@
     <w:r>
       <w:tab/>
       <w:tab/>
-      <w:t>2025-05-04</w:t>
+      <w:t>2025-05-06</w:t>
       <w:br/>
       <w:br/>
     </w:r>

--- a/tillsyn/A 8641-2025 tillsynsbegäran.docx
+++ b/tillsyn/A 8641-2025 tillsynsbegäran.docx
@@ -464,7 +464,7 @@
     <w:r>
       <w:tab/>
       <w:tab/>
-      <w:t>2025-05-06</w:t>
+      <w:t>2025-05-07</w:t>
       <w:br/>
       <w:br/>
     </w:r>

--- a/tillsyn/A 8641-2025 tillsynsbegäran.docx
+++ b/tillsyn/A 8641-2025 tillsynsbegäran.docx
@@ -464,7 +464,7 @@
     <w:r>
       <w:tab/>
       <w:tab/>
-      <w:t>2025-05-07</w:t>
+      <w:t>2025-05-08</w:t>
       <w:br/>
       <w:br/>
     </w:r>

--- a/tillsyn/A 8641-2025 tillsynsbegäran.docx
+++ b/tillsyn/A 8641-2025 tillsynsbegäran.docx
@@ -464,7 +464,7 @@
     <w:r>
       <w:tab/>
       <w:tab/>
-      <w:t>2025-05-08</w:t>
+      <w:t>2025-05-09</w:t>
       <w:br/>
       <w:br/>
     </w:r>

--- a/tillsyn/A 8641-2025 tillsynsbegäran.docx
+++ b/tillsyn/A 8641-2025 tillsynsbegäran.docx
@@ -464,7 +464,7 @@
     <w:r>
       <w:tab/>
       <w:tab/>
-      <w:t>2025-05-09</w:t>
+      <w:t>2025-05-10</w:t>
       <w:br/>
       <w:br/>
     </w:r>

--- a/tillsyn/A 8641-2025 tillsynsbegäran.docx
+++ b/tillsyn/A 8641-2025 tillsynsbegäran.docx
@@ -35,7 +35,7 @@
     </w:p>
     <w:p>
       <w:r>
-        <w:t>I avverkningsanmälan har följande 8 naturvårdsarter hittats: grönfink (EN, §4), entita (NT, §4), mindre hackspett (NT, §4), rödvingetrast (NT, §4), spillkråka (NT, §4), blåmossa (S), kungsfågel (§4) och revlummer (§9). Av dessa är 5 rödlistade. För rödlistade arter har rödlistekategorin angivits inom parentes. Arter som är signalarter enligt Skogsstyrelsen har markerats med (S). För fridlysta arter anges även paragrafen i Artskyddsförordningen som arten är fridlyst enligt.</w:t>
+        <w:t>I avverkningsanmälan har följande 10 naturvårdsarter hittats: grönfink (EN, §4), småvänderot (VU), entita (NT, §4), mindre hackspett (NT, §4), rödvingetrast (NT, §4), spillkråka (NT, §4), blåmossa (S), enkelbeckasin (§4), kungsfågel (§4) och revlummer (§9). Av dessa är 6 rödlistade. För rödlistade arter har rödlistekategorin angivits inom parentes. Arter som är signalarter enligt Skogsstyrelsen har markerats med (S). För fridlysta arter anges även paragrafen i Artskyddsförordningen som arten är fridlyst enligt.</w:t>
       </w:r>
     </w:p>
     <w:p>
@@ -100,7 +100,7 @@
     </w:p>
     <w:p>
       <w:r>
-        <w:t>Följande fridlysta arter har sina livsmiljöer och växtplatser i den avverkningsanmälda skogen: grönfink (EN, §4), entita (NT, §4), mindre hackspett (NT, §4), rödvingetrast (NT, §4), spillkråka (NT, §4), kungsfågel (§4) och revlummer (§9).</w:t>
+        <w:t>Följande fridlysta arter har sina livsmiljöer och växtplatser i den avverkningsanmälda skogen: grönfink (EN, §4), entita (NT, §4), mindre hackspett (NT, §4), rödvingetrast (NT, §4), spillkråka (NT, §4), enkelbeckasin (§4), kungsfågel (§4) och revlummer (§9).</w:t>
       </w:r>
     </w:p>
     <w:p>
@@ -464,7 +464,7 @@
     <w:r>
       <w:tab/>
       <w:tab/>
-      <w:t>2025-05-10</w:t>
+      <w:t>2025-05-11</w:t>
       <w:br/>
       <w:br/>
     </w:r>

--- a/tillsyn/A 8641-2025 tillsynsbegäran.docx
+++ b/tillsyn/A 8641-2025 tillsynsbegäran.docx
@@ -464,7 +464,7 @@
     <w:r>
       <w:tab/>
       <w:tab/>
-      <w:t>2025-05-11</w:t>
+      <w:t>2025-05-12</w:t>
       <w:br/>
       <w:br/>
     </w:r>

--- a/tillsyn/A 8641-2025 tillsynsbegäran.docx
+++ b/tillsyn/A 8641-2025 tillsynsbegäran.docx
@@ -464,7 +464,7 @@
     <w:r>
       <w:tab/>
       <w:tab/>
-      <w:t>2025-05-12</w:t>
+      <w:t>2025-05-13</w:t>
       <w:br/>
       <w:br/>
     </w:r>

--- a/tillsyn/A 8641-2025 tillsynsbegäran.docx
+++ b/tillsyn/A 8641-2025 tillsynsbegäran.docx
@@ -464,7 +464,7 @@
     <w:r>
       <w:tab/>
       <w:tab/>
-      <w:t>2025-05-13</w:t>
+      <w:t>2025-05-14</w:t>
       <w:br/>
       <w:br/>
     </w:r>

--- a/tillsyn/A 8641-2025 tillsynsbegäran.docx
+++ b/tillsyn/A 8641-2025 tillsynsbegäran.docx
@@ -464,7 +464,7 @@
     <w:r>
       <w:tab/>
       <w:tab/>
-      <w:t>2025-05-14</w:t>
+      <w:t>2025-05-15</w:t>
       <w:br/>
       <w:br/>
     </w:r>

--- a/tillsyn/A 8641-2025 tillsynsbegäran.docx
+++ b/tillsyn/A 8641-2025 tillsynsbegäran.docx
@@ -464,7 +464,7 @@
     <w:r>
       <w:tab/>
       <w:tab/>
-      <w:t>2025-05-15</w:t>
+      <w:t>2025-05-16</w:t>
       <w:br/>
       <w:br/>
     </w:r>

--- a/tillsyn/A 8641-2025 tillsynsbegäran.docx
+++ b/tillsyn/A 8641-2025 tillsynsbegäran.docx
@@ -464,7 +464,7 @@
     <w:r>
       <w:tab/>
       <w:tab/>
-      <w:t>2025-05-16</w:t>
+      <w:t>2025-05-17</w:t>
       <w:br/>
       <w:br/>
     </w:r>

--- a/tillsyn/A 8641-2025 tillsynsbegäran.docx
+++ b/tillsyn/A 8641-2025 tillsynsbegäran.docx
@@ -464,7 +464,7 @@
     <w:r>
       <w:tab/>
       <w:tab/>
-      <w:t>2025-05-17</w:t>
+      <w:t>2025-05-18</w:t>
       <w:br/>
       <w:br/>
     </w:r>

--- a/tillsyn/A 8641-2025 tillsynsbegäran.docx
+++ b/tillsyn/A 8641-2025 tillsynsbegäran.docx
@@ -464,7 +464,7 @@
     <w:r>
       <w:tab/>
       <w:tab/>
-      <w:t>2025-05-18</w:t>
+      <w:t>2025-05-19</w:t>
       <w:br/>
       <w:br/>
     </w:r>

--- a/tillsyn/A 8641-2025 tillsynsbegäran.docx
+++ b/tillsyn/A 8641-2025 tillsynsbegäran.docx
@@ -464,7 +464,7 @@
     <w:r>
       <w:tab/>
       <w:tab/>
-      <w:t>2025-05-19</w:t>
+      <w:t>2025-05-20</w:t>
       <w:br/>
       <w:br/>
     </w:r>

--- a/tillsyn/A 8641-2025 tillsynsbegäran.docx
+++ b/tillsyn/A 8641-2025 tillsynsbegäran.docx
@@ -464,7 +464,7 @@
     <w:r>
       <w:tab/>
       <w:tab/>
-      <w:t>2025-05-20</w:t>
+      <w:t>2025-05-21</w:t>
       <w:br/>
       <w:br/>
     </w:r>

--- a/tillsyn/A 8641-2025 tillsynsbegäran.docx
+++ b/tillsyn/A 8641-2025 tillsynsbegäran.docx
@@ -464,7 +464,7 @@
     <w:r>
       <w:tab/>
       <w:tab/>
-      <w:t>2025-05-21</w:t>
+      <w:t>2025-05-22</w:t>
       <w:br/>
       <w:br/>
     </w:r>

--- a/tillsyn/A 8641-2025 tillsynsbegäran.docx
+++ b/tillsyn/A 8641-2025 tillsynsbegäran.docx
@@ -464,7 +464,7 @@
     <w:r>
       <w:tab/>
       <w:tab/>
-      <w:t>2025-05-22</w:t>
+      <w:t>2025-05-23</w:t>
       <w:br/>
       <w:br/>
     </w:r>

--- a/tillsyn/A 8641-2025 tillsynsbegäran.docx
+++ b/tillsyn/A 8641-2025 tillsynsbegäran.docx
@@ -464,7 +464,7 @@
     <w:r>
       <w:tab/>
       <w:tab/>
-      <w:t>2025-05-23</w:t>
+      <w:t>2025-05-24</w:t>
       <w:br/>
       <w:br/>
     </w:r>

--- a/tillsyn/A 8641-2025 tillsynsbegäran.docx
+++ b/tillsyn/A 8641-2025 tillsynsbegäran.docx
@@ -464,7 +464,7 @@
     <w:r>
       <w:tab/>
       <w:tab/>
-      <w:t>2025-05-24</w:t>
+      <w:t>2025-05-25</w:t>
       <w:br/>
       <w:br/>
     </w:r>

--- a/tillsyn/A 8641-2025 tillsynsbegäran.docx
+++ b/tillsyn/A 8641-2025 tillsynsbegäran.docx
@@ -464,7 +464,7 @@
     <w:r>
       <w:tab/>
       <w:tab/>
-      <w:t>2025-05-25</w:t>
+      <w:t>2025-05-26</w:t>
       <w:br/>
       <w:br/>
     </w:r>

--- a/tillsyn/A 8641-2025 tillsynsbegäran.docx
+++ b/tillsyn/A 8641-2025 tillsynsbegäran.docx
@@ -464,7 +464,7 @@
     <w:r>
       <w:tab/>
       <w:tab/>
-      <w:t>2025-05-26</w:t>
+      <w:t>2025-05-27</w:t>
       <w:br/>
       <w:br/>
     </w:r>

--- a/tillsyn/A 8641-2025 tillsynsbegäran.docx
+++ b/tillsyn/A 8641-2025 tillsynsbegäran.docx
@@ -88,6 +88,17 @@
       </w:pPr>
       <w:r>
         <w:t>Figur 1. Fyndplatser för naturvårdsarter i det avverkningsanmälda området (röd linje). Markörer utan svart kant är placerade på fyndplatsen. Markörer med svart kant är placerade vid sidan av fyndplatsen och har ett svart streck som visar fyndplatsens exakta position. Kartans mittpunktskoordinat är N 6212794, E 394434 i SWEREF 99 TM.</w:t>
+      </w:r>
+    </w:p>
+    <w:p>
+      <w:r>
+        <w:rPr>
+          <w:b/>
+        </w:rPr>
+        <w:t xml:space="preserve">Blåmossa </w:t>
+      </w:r>
+      <w:r>
+        <w:t>har karaktäristiska kuddar som är lätta att se på långt håll. Mycket stora kuddar, större än 0,5 meter i höjd, indikerar höga naturvärden där skogen har en lång period av orördhet oh stabila miljöförhållanden. Mossan växer under gynnsamma omständigheter cirka 1 centimeter per år och stora kuddar kan därför indirekt visa att lokalen varit lämplig under en lång tid (Nitare &amp; Skogsstyrelsen, 2019).</w:t>
       </w:r>
     </w:p>
     <w:p>
@@ -464,7 +475,7 @@
     <w:r>
       <w:tab/>
       <w:tab/>
-      <w:t>2025-05-27</w:t>
+      <w:t>2025-05-30</w:t>
       <w:br/>
       <w:br/>
     </w:r>

--- a/tillsyn/A 8641-2025 tillsynsbegäran.docx
+++ b/tillsyn/A 8641-2025 tillsynsbegäran.docx
@@ -475,7 +475,7 @@
     <w:r>
       <w:tab/>
       <w:tab/>
-      <w:t>2025-05-30</w:t>
+      <w:t>2025-06-01</w:t>
       <w:br/>
       <w:br/>
     </w:r>

--- a/tillsyn/A 8641-2025 tillsynsbegäran.docx
+++ b/tillsyn/A 8641-2025 tillsynsbegäran.docx
@@ -475,7 +475,7 @@
     <w:r>
       <w:tab/>
       <w:tab/>
-      <w:t>2025-06-01</w:t>
+      <w:t>2025-06-02</w:t>
       <w:br/>
       <w:br/>
     </w:r>

--- a/tillsyn/A 8641-2025 tillsynsbegäran.docx
+++ b/tillsyn/A 8641-2025 tillsynsbegäran.docx
@@ -475,7 +475,7 @@
     <w:r>
       <w:tab/>
       <w:tab/>
-      <w:t>2025-06-02</w:t>
+      <w:t>2025-06-03</w:t>
       <w:br/>
       <w:br/>
     </w:r>

--- a/tillsyn/A 8641-2025 tillsynsbegäran.docx
+++ b/tillsyn/A 8641-2025 tillsynsbegäran.docx
@@ -475,7 +475,7 @@
     <w:r>
       <w:tab/>
       <w:tab/>
-      <w:t>2025-06-03</w:t>
+      <w:t>2025-06-04</w:t>
       <w:br/>
       <w:br/>
     </w:r>

--- a/tillsyn/A 8641-2025 tillsynsbegäran.docx
+++ b/tillsyn/A 8641-2025 tillsynsbegäran.docx
@@ -475,7 +475,7 @@
     <w:r>
       <w:tab/>
       <w:tab/>
-      <w:t>2025-06-04</w:t>
+      <w:t>2025-06-05</w:t>
       <w:br/>
       <w:br/>
     </w:r>

--- a/tillsyn/A 8641-2025 tillsynsbegäran.docx
+++ b/tillsyn/A 8641-2025 tillsynsbegäran.docx
@@ -475,7 +475,7 @@
     <w:r>
       <w:tab/>
       <w:tab/>
-      <w:t>2025-06-05</w:t>
+      <w:t>2025-06-13</w:t>
       <w:br/>
       <w:br/>
     </w:r>

--- a/tillsyn/A 8641-2025 tillsynsbegäran.docx
+++ b/tillsyn/A 8641-2025 tillsynsbegäran.docx
@@ -475,7 +475,7 @@
     <w:r>
       <w:tab/>
       <w:tab/>
-      <w:t>2025-06-13</w:t>
+      <w:t>2025-06-15</w:t>
       <w:br/>
       <w:br/>
     </w:r>

--- a/tillsyn/A 8641-2025 tillsynsbegäran.docx
+++ b/tillsyn/A 8641-2025 tillsynsbegäran.docx
@@ -475,7 +475,7 @@
     <w:r>
       <w:tab/>
       <w:tab/>
-      <w:t>2025-06-15</w:t>
+      <w:t>2025-06-16</w:t>
       <w:br/>
       <w:br/>
     </w:r>

--- a/tillsyn/A 8641-2025 tillsynsbegäran.docx
+++ b/tillsyn/A 8641-2025 tillsynsbegäran.docx
@@ -475,7 +475,7 @@
     <w:r>
       <w:tab/>
       <w:tab/>
-      <w:t>2025-06-16</w:t>
+      <w:t>2025-06-17</w:t>
       <w:br/>
       <w:br/>
     </w:r>

--- a/tillsyn/A 8641-2025 tillsynsbegäran.docx
+++ b/tillsyn/A 8641-2025 tillsynsbegäran.docx
@@ -475,7 +475,7 @@
     <w:r>
       <w:tab/>
       <w:tab/>
-      <w:t>2025-06-17</w:t>
+      <w:t>2025-06-18</w:t>
       <w:br/>
       <w:br/>
     </w:r>

--- a/tillsyn/A 8641-2025 tillsynsbegäran.docx
+++ b/tillsyn/A 8641-2025 tillsynsbegäran.docx
@@ -475,7 +475,7 @@
     <w:r>
       <w:tab/>
       <w:tab/>
-      <w:t>2025-06-18</w:t>
+      <w:t>2025-06-19</w:t>
       <w:br/>
       <w:br/>
     </w:r>

--- a/tillsyn/A 8641-2025 tillsynsbegäran.docx
+++ b/tillsyn/A 8641-2025 tillsynsbegäran.docx
@@ -475,7 +475,7 @@
     <w:r>
       <w:tab/>
       <w:tab/>
-      <w:t>2025-06-19</w:t>
+      <w:t>2025-06-20</w:t>
       <w:br/>
       <w:br/>
     </w:r>

--- a/tillsyn/A 8641-2025 tillsynsbegäran.docx
+++ b/tillsyn/A 8641-2025 tillsynsbegäran.docx
@@ -475,7 +475,7 @@
     <w:r>
       <w:tab/>
       <w:tab/>
-      <w:t>2025-06-20</w:t>
+      <w:t>2025-06-21</w:t>
       <w:br/>
       <w:br/>
     </w:r>

--- a/tillsyn/A 8641-2025 tillsynsbegäran.docx
+++ b/tillsyn/A 8641-2025 tillsynsbegäran.docx
@@ -475,7 +475,7 @@
     <w:r>
       <w:tab/>
       <w:tab/>
-      <w:t>2025-06-21</w:t>
+      <w:t>2025-06-22</w:t>
       <w:br/>
       <w:br/>
     </w:r>

--- a/tillsyn/A 8641-2025 tillsynsbegäran.docx
+++ b/tillsyn/A 8641-2025 tillsynsbegäran.docx
@@ -475,7 +475,7 @@
     <w:r>
       <w:tab/>
       <w:tab/>
-      <w:t>2025-06-22</w:t>
+      <w:t>2025-06-23</w:t>
       <w:br/>
       <w:br/>
     </w:r>

--- a/tillsyn/A 8641-2025 tillsynsbegäran.docx
+++ b/tillsyn/A 8641-2025 tillsynsbegäran.docx
@@ -475,7 +475,7 @@
     <w:r>
       <w:tab/>
       <w:tab/>
-      <w:t>2025-06-23</w:t>
+      <w:t>2025-06-24</w:t>
       <w:br/>
       <w:br/>
     </w:r>

--- a/tillsyn/A 8641-2025 tillsynsbegäran.docx
+++ b/tillsyn/A 8641-2025 tillsynsbegäran.docx
@@ -475,7 +475,7 @@
     <w:r>
       <w:tab/>
       <w:tab/>
-      <w:t>2025-06-24</w:t>
+      <w:t>2025-06-25</w:t>
       <w:br/>
       <w:br/>
     </w:r>

--- a/tillsyn/A 8641-2025 tillsynsbegäran.docx
+++ b/tillsyn/A 8641-2025 tillsynsbegäran.docx
@@ -475,7 +475,7 @@
     <w:r>
       <w:tab/>
       <w:tab/>
-      <w:t>2025-06-25</w:t>
+      <w:t>2025-06-26</w:t>
       <w:br/>
       <w:br/>
     </w:r>

--- a/tillsyn/A 8641-2025 tillsynsbegäran.docx
+++ b/tillsyn/A 8641-2025 tillsynsbegäran.docx
@@ -475,7 +475,7 @@
     <w:r>
       <w:tab/>
       <w:tab/>
-      <w:t>2025-06-26</w:t>
+      <w:t>2025-06-27</w:t>
       <w:br/>
       <w:br/>
     </w:r>

--- a/tillsyn/A 8641-2025 tillsynsbegäran.docx
+++ b/tillsyn/A 8641-2025 tillsynsbegäran.docx
@@ -475,7 +475,7 @@
     <w:r>
       <w:tab/>
       <w:tab/>
-      <w:t>2025-06-27</w:t>
+      <w:t>2025-06-28</w:t>
       <w:br/>
       <w:br/>
     </w:r>

--- a/tillsyn/A 8641-2025 tillsynsbegäran.docx
+++ b/tillsyn/A 8641-2025 tillsynsbegäran.docx
@@ -475,7 +475,7 @@
     <w:r>
       <w:tab/>
       <w:tab/>
-      <w:t>2025-06-28</w:t>
+      <w:t>2025-06-29</w:t>
       <w:br/>
       <w:br/>
     </w:r>

--- a/tillsyn/A 8641-2025 tillsynsbegäran.docx
+++ b/tillsyn/A 8641-2025 tillsynsbegäran.docx
@@ -475,7 +475,7 @@
     <w:r>
       <w:tab/>
       <w:tab/>
-      <w:t>2025-06-29</w:t>
+      <w:t>2025-06-30</w:t>
       <w:br/>
       <w:br/>
     </w:r>

--- a/tillsyn/A 8641-2025 tillsynsbegäran.docx
+++ b/tillsyn/A 8641-2025 tillsynsbegäran.docx
@@ -475,7 +475,7 @@
     <w:r>
       <w:tab/>
       <w:tab/>
-      <w:t>2025-06-30</w:t>
+      <w:t>2025-07-01</w:t>
       <w:br/>
       <w:br/>
     </w:r>

--- a/tillsyn/A 8641-2025 tillsynsbegäran.docx
+++ b/tillsyn/A 8641-2025 tillsynsbegäran.docx
@@ -475,7 +475,7 @@
     <w:r>
       <w:tab/>
       <w:tab/>
-      <w:t>2025-07-01</w:t>
+      <w:t>2025-07-02</w:t>
       <w:br/>
       <w:br/>
     </w:r>

--- a/tillsyn/A 8641-2025 tillsynsbegäran.docx
+++ b/tillsyn/A 8641-2025 tillsynsbegäran.docx
@@ -475,7 +475,7 @@
     <w:r>
       <w:tab/>
       <w:tab/>
-      <w:t>2025-07-02</w:t>
+      <w:t>2025-07-03</w:t>
       <w:br/>
       <w:br/>
     </w:r>

--- a/tillsyn/A 8641-2025 tillsynsbegäran.docx
+++ b/tillsyn/A 8641-2025 tillsynsbegäran.docx
@@ -475,7 +475,7 @@
     <w:r>
       <w:tab/>
       <w:tab/>
-      <w:t>2025-07-03</w:t>
+      <w:t>2025-07-04</w:t>
       <w:br/>
       <w:br/>
     </w:r>

--- a/tillsyn/A 8641-2025 tillsynsbegäran.docx
+++ b/tillsyn/A 8641-2025 tillsynsbegäran.docx
@@ -475,7 +475,7 @@
     <w:r>
       <w:tab/>
       <w:tab/>
-      <w:t>2025-07-04</w:t>
+      <w:t>2025-07-05</w:t>
       <w:br/>
       <w:br/>
     </w:r>

--- a/tillsyn/A 8641-2025 tillsynsbegäran.docx
+++ b/tillsyn/A 8641-2025 tillsynsbegäran.docx
@@ -475,7 +475,7 @@
     <w:r>
       <w:tab/>
       <w:tab/>
-      <w:t>2025-07-05</w:t>
+      <w:t>2025-07-06</w:t>
       <w:br/>
       <w:br/>
     </w:r>

--- a/tillsyn/A 8641-2025 tillsynsbegäran.docx
+++ b/tillsyn/A 8641-2025 tillsynsbegäran.docx
@@ -475,7 +475,7 @@
     <w:r>
       <w:tab/>
       <w:tab/>
-      <w:t>2025-07-06</w:t>
+      <w:t>2025-07-07</w:t>
       <w:br/>
       <w:br/>
     </w:r>

--- a/tillsyn/A 8641-2025 tillsynsbegäran.docx
+++ b/tillsyn/A 8641-2025 tillsynsbegäran.docx
@@ -475,7 +475,7 @@
     <w:r>
       <w:tab/>
       <w:tab/>
-      <w:t>2025-07-07</w:t>
+      <w:t>2025-07-08</w:t>
       <w:br/>
       <w:br/>
     </w:r>

--- a/tillsyn/A 8641-2025 tillsynsbegäran.docx
+++ b/tillsyn/A 8641-2025 tillsynsbegäran.docx
@@ -475,7 +475,7 @@
     <w:r>
       <w:tab/>
       <w:tab/>
-      <w:t>2025-07-08</w:t>
+      <w:t>2025-07-09</w:t>
       <w:br/>
       <w:br/>
     </w:r>

--- a/tillsyn/A 8641-2025 tillsynsbegäran.docx
+++ b/tillsyn/A 8641-2025 tillsynsbegäran.docx
@@ -475,7 +475,7 @@
     <w:r>
       <w:tab/>
       <w:tab/>
-      <w:t>2025-07-09</w:t>
+      <w:t>2025-07-11</w:t>
       <w:br/>
       <w:br/>
     </w:r>

--- a/tillsyn/A 8641-2025 tillsynsbegäran.docx
+++ b/tillsyn/A 8641-2025 tillsynsbegäran.docx
@@ -475,7 +475,7 @@
     <w:r>
       <w:tab/>
       <w:tab/>
-      <w:t>2025-07-11</w:t>
+      <w:t>2025-07-12</w:t>
       <w:br/>
       <w:br/>
     </w:r>

--- a/tillsyn/A 8641-2025 tillsynsbegäran.docx
+++ b/tillsyn/A 8641-2025 tillsynsbegäran.docx
@@ -475,7 +475,7 @@
     <w:r>
       <w:tab/>
       <w:tab/>
-      <w:t>2025-07-12</w:t>
+      <w:t>2025-07-13</w:t>
       <w:br/>
       <w:br/>
     </w:r>

--- a/tillsyn/A 8641-2025 tillsynsbegäran.docx
+++ b/tillsyn/A 8641-2025 tillsynsbegäran.docx
@@ -475,7 +475,7 @@
     <w:r>
       <w:tab/>
       <w:tab/>
-      <w:t>2025-07-13</w:t>
+      <w:t>2025-07-14</w:t>
       <w:br/>
       <w:br/>
     </w:r>

--- a/tillsyn/A 8641-2025 tillsynsbegäran.docx
+++ b/tillsyn/A 8641-2025 tillsynsbegäran.docx
@@ -475,7 +475,7 @@
     <w:r>
       <w:tab/>
       <w:tab/>
-      <w:t>2025-08-06</w:t>
+      <w:t>2025-08-09</w:t>
       <w:br/>
       <w:br/>
     </w:r>
